--- a/sprint3/TakenSPRINT3.docx
+++ b/sprint3/TakenSPRINT3.docx
@@ -293,16 +293,14 @@
         </w:rPr>
         <w:t xml:space="preserve">Verantwoordelijke: </w:t>
       </w:r>
-      <w:proofErr w:type="spellStart"/>
-      <w:r>
-        <w:rPr>
-          <w:rFonts w:ascii="Arial" w:hAnsi="Arial" w:cs="Arial"/>
-          <w:sz w:val="26"/>
-          <w:szCs w:val="26"/>
-        </w:rPr>
-        <w:t>Faouzane</w:t>
-      </w:r>
-      <w:proofErr w:type="spellEnd"/>
+      <w:r>
+        <w:rPr>
+          <w:rFonts w:ascii="Arial" w:hAnsi="Arial" w:cs="Arial"/>
+          <w:sz w:val="26"/>
+          <w:szCs w:val="26"/>
+        </w:rPr>
+        <w:t>Doa</w:t>
+      </w:r>
     </w:p>
     <w:p>
       <w:pPr>
@@ -5927,6 +5925,7 @@
   <w:style w:type="character" w:default="1" w:styleId="Standaardalinea-lettertype">
     <w:name w:val="Default Paragraph Font"/>
     <w:uiPriority w:val="1"/>
+    <w:semiHidden/>
     <w:unhideWhenUsed/>
   </w:style>
   <w:style w:type="table" w:default="1" w:styleId="Standaardtabel">

--- a/sprint3/TakenSPRINT3.docx
+++ b/sprint3/TakenSPRINT3.docx
@@ -107,41 +107,13 @@
           <w:szCs w:val="26"/>
         </w:rPr>
       </w:pPr>
-      <w:proofErr w:type="spellStart"/>
-      <w:r>
-        <w:rPr>
-          <w:rFonts w:ascii="Arial" w:hAnsi="Arial" w:cs="Arial"/>
-          <w:sz w:val="26"/>
-          <w:szCs w:val="26"/>
-        </w:rPr>
-        <w:t>Orchestration</w:t>
-      </w:r>
-      <w:proofErr w:type="spellEnd"/>
-      <w:r>
-        <w:rPr>
-          <w:rFonts w:ascii="Arial" w:hAnsi="Arial" w:cs="Arial"/>
-          <w:sz w:val="26"/>
-          <w:szCs w:val="26"/>
-        </w:rPr>
-        <w:t xml:space="preserve"> (</w:t>
-      </w:r>
-      <w:proofErr w:type="spellStart"/>
-      <w:r>
-        <w:rPr>
-          <w:rFonts w:ascii="Arial" w:hAnsi="Arial" w:cs="Arial"/>
-          <w:sz w:val="26"/>
-          <w:szCs w:val="26"/>
-        </w:rPr>
-        <w:t>LangGraph</w:t>
-      </w:r>
-      <w:proofErr w:type="spellEnd"/>
-      <w:r>
-        <w:rPr>
-          <w:rFonts w:ascii="Arial" w:hAnsi="Arial" w:cs="Arial"/>
-          <w:sz w:val="26"/>
-          <w:szCs w:val="26"/>
-        </w:rPr>
-        <w:t>)</w:t>
+      <w:r>
+        <w:rPr>
+          <w:rFonts w:ascii="Arial" w:hAnsi="Arial" w:cs="Arial"/>
+          <w:sz w:val="26"/>
+          <w:szCs w:val="26"/>
+        </w:rPr>
+        <w:t>Orchestration (LangGraph)</w:t>
       </w:r>
     </w:p>
     <w:p>
@@ -198,7 +170,6 @@
           <w:szCs w:val="26"/>
         </w:rPr>
       </w:pPr>
-      <w:proofErr w:type="spellStart"/>
       <w:r>
         <w:rPr>
           <w:rFonts w:ascii="Arial" w:hAnsi="Arial" w:cs="Arial"/>
@@ -207,7 +178,6 @@
         </w:rPr>
         <w:t>Validatielaag</w:t>
       </w:r>
-      <w:proofErr w:type="spellEnd"/>
     </w:p>
     <w:p>
       <w:pPr>
@@ -356,23 +326,13 @@
           <w:szCs w:val="26"/>
         </w:rPr>
       </w:pPr>
-      <w:proofErr w:type="spellStart"/>
-      <w:r>
-        <w:rPr>
-          <w:rFonts w:ascii="Arial" w:hAnsi="Arial" w:cs="Arial"/>
-          <w:sz w:val="26"/>
-          <w:szCs w:val="26"/>
-        </w:rPr>
-        <w:t>LangChain</w:t>
-      </w:r>
-      <w:proofErr w:type="spellEnd"/>
-      <w:r>
-        <w:rPr>
-          <w:rFonts w:ascii="Arial" w:hAnsi="Arial" w:cs="Arial"/>
-          <w:sz w:val="26"/>
-          <w:szCs w:val="26"/>
-        </w:rPr>
-        <w:t xml:space="preserve"> installeren</w:t>
+      <w:r>
+        <w:rPr>
+          <w:rFonts w:ascii="Arial" w:hAnsi="Arial" w:cs="Arial"/>
+          <w:sz w:val="26"/>
+          <w:szCs w:val="26"/>
+        </w:rPr>
+        <w:t>LangChain installeren</w:t>
       </w:r>
     </w:p>
     <w:p>
@@ -387,23 +347,13 @@
           <w:szCs w:val="26"/>
         </w:rPr>
       </w:pPr>
-      <w:proofErr w:type="spellStart"/>
-      <w:r>
-        <w:rPr>
-          <w:rFonts w:ascii="Arial" w:hAnsi="Arial" w:cs="Arial"/>
-          <w:sz w:val="26"/>
-          <w:szCs w:val="26"/>
-        </w:rPr>
-        <w:t>LangGraph</w:t>
-      </w:r>
-      <w:proofErr w:type="spellEnd"/>
-      <w:r>
-        <w:rPr>
-          <w:rFonts w:ascii="Arial" w:hAnsi="Arial" w:cs="Arial"/>
-          <w:sz w:val="26"/>
-          <w:szCs w:val="26"/>
-        </w:rPr>
-        <w:t xml:space="preserve"> installeren</w:t>
+      <w:r>
+        <w:rPr>
+          <w:rFonts w:ascii="Arial" w:hAnsi="Arial" w:cs="Arial"/>
+          <w:sz w:val="26"/>
+          <w:szCs w:val="26"/>
+        </w:rPr>
+        <w:t>LangGraph installeren</w:t>
       </w:r>
     </w:p>
     <w:p>
@@ -505,18 +455,8 @@
           <w:sz w:val="26"/>
           <w:szCs w:val="26"/>
         </w:rPr>
-        <w:t xml:space="preserve">Verantwoordelijke: </w:t>
-      </w:r>
-      <w:proofErr w:type="spellStart"/>
-      <w:r>
-        <w:rPr>
-          <w:rFonts w:ascii="Arial" w:hAnsi="Arial" w:cs="Arial"/>
-          <w:sz w:val="26"/>
-          <w:szCs w:val="26"/>
-        </w:rPr>
-        <w:t>Laiba</w:t>
-      </w:r>
-      <w:proofErr w:type="spellEnd"/>
+        <w:t>Verantwoordelijke: Laiba</w:t>
+      </w:r>
     </w:p>
     <w:p>
       <w:pPr>
@@ -621,97 +561,51 @@
           <w:szCs w:val="26"/>
         </w:rPr>
         <w:lastRenderedPageBreak/>
-        <w:t>In data/</w:t>
-      </w:r>
-      <w:proofErr w:type="spellStart"/>
-      <w:r>
-        <w:rPr>
-          <w:rFonts w:ascii="Arial" w:hAnsi="Arial" w:cs="Arial"/>
-          <w:sz w:val="26"/>
-          <w:szCs w:val="26"/>
-        </w:rPr>
-        <w:t>knowledge_base</w:t>
-      </w:r>
-      <w:proofErr w:type="spellEnd"/>
-      <w:r>
-        <w:rPr>
-          <w:rFonts w:ascii="Arial" w:hAnsi="Arial" w:cs="Arial"/>
-          <w:sz w:val="26"/>
-          <w:szCs w:val="26"/>
-        </w:rPr>
-        <w:t xml:space="preserve"> plaatsen</w:t>
-      </w:r>
-    </w:p>
-    <w:p>
-      <w:pPr>
-        <w:rPr>
-          <w:rFonts w:ascii="Arial" w:hAnsi="Arial" w:cs="Arial"/>
-          <w:sz w:val="26"/>
-          <w:szCs w:val="26"/>
-        </w:rPr>
-      </w:pPr>
-    </w:p>
-    <w:p>
-      <w:pPr>
-        <w:rPr>
-          <w:rFonts w:ascii="Arial" w:hAnsi="Arial" w:cs="Arial"/>
-          <w:sz w:val="26"/>
-          <w:szCs w:val="26"/>
-        </w:rPr>
-      </w:pPr>
-      <w:r>
-        <w:rPr>
-          <w:rFonts w:ascii="Arial" w:hAnsi="Arial" w:cs="Arial"/>
-          <w:sz w:val="26"/>
-          <w:szCs w:val="26"/>
-        </w:rPr>
-        <w:t xml:space="preserve"> Taak 4 – </w:t>
-      </w:r>
-      <w:proofErr w:type="spellStart"/>
-      <w:r>
-        <w:rPr>
-          <w:rFonts w:ascii="Arial" w:hAnsi="Arial" w:cs="Arial"/>
-          <w:sz w:val="26"/>
-          <w:szCs w:val="26"/>
-        </w:rPr>
-        <w:t>Embeddings</w:t>
-      </w:r>
-      <w:proofErr w:type="spellEnd"/>
-      <w:r>
-        <w:rPr>
-          <w:rFonts w:ascii="Arial" w:hAnsi="Arial" w:cs="Arial"/>
-          <w:sz w:val="26"/>
-          <w:szCs w:val="26"/>
-        </w:rPr>
-        <w:t xml:space="preserve"> + Vector database bouwen</w:t>
-      </w:r>
-    </w:p>
-    <w:p>
-      <w:pPr>
-        <w:rPr>
-          <w:rFonts w:ascii="Arial" w:hAnsi="Arial" w:cs="Arial"/>
-          <w:sz w:val="26"/>
-          <w:szCs w:val="26"/>
-        </w:rPr>
-      </w:pPr>
-      <w:r>
-        <w:rPr>
-          <w:rFonts w:ascii="Arial" w:hAnsi="Arial" w:cs="Arial"/>
-          <w:sz w:val="26"/>
-          <w:szCs w:val="26"/>
-        </w:rPr>
-        <w:t xml:space="preserve">Verantwoordelijke: </w:t>
-      </w:r>
-      <w:proofErr w:type="spellStart"/>
-      <w:r>
-        <w:rPr>
-          <w:rFonts w:ascii="Arial" w:hAnsi="Arial" w:cs="Arial"/>
-          <w:sz w:val="26"/>
-          <w:szCs w:val="26"/>
-        </w:rPr>
-        <w:t>Shriya</w:t>
-      </w:r>
-      <w:proofErr w:type="spellEnd"/>
+        <w:t>In data/knowledge_base plaatsen</w:t>
+      </w:r>
+    </w:p>
+    <w:p>
+      <w:pPr>
+        <w:rPr>
+          <w:rFonts w:ascii="Arial" w:hAnsi="Arial" w:cs="Arial"/>
+          <w:sz w:val="26"/>
+          <w:szCs w:val="26"/>
+        </w:rPr>
+      </w:pPr>
+    </w:p>
+    <w:p>
+      <w:pPr>
+        <w:rPr>
+          <w:rFonts w:ascii="Arial" w:hAnsi="Arial" w:cs="Arial"/>
+          <w:sz w:val="26"/>
+          <w:szCs w:val="26"/>
+        </w:rPr>
+      </w:pPr>
+      <w:r>
+        <w:rPr>
+          <w:rFonts w:ascii="Arial" w:hAnsi="Arial" w:cs="Arial"/>
+          <w:sz w:val="26"/>
+          <w:szCs w:val="26"/>
+        </w:rPr>
+        <w:t xml:space="preserve"> Taak 4 – Embeddings + Vector database bouwen</w:t>
+      </w:r>
+    </w:p>
+    <w:p>
+      <w:pPr>
+        <w:rPr>
+          <w:rFonts w:ascii="Arial" w:hAnsi="Arial" w:cs="Arial"/>
+          <w:sz w:val="26"/>
+          <w:szCs w:val="26"/>
+        </w:rPr>
+      </w:pPr>
+      <w:r>
+        <w:rPr>
+          <w:rFonts w:ascii="Arial" w:hAnsi="Arial" w:cs="Arial"/>
+          <w:sz w:val="26"/>
+          <w:szCs w:val="26"/>
+        </w:rPr>
+        <w:t>Verantwoordelijke: Shriya</w:t>
+      </w:r>
     </w:p>
     <w:p>
       <w:pPr>
@@ -746,23 +640,13 @@
           <w:szCs w:val="26"/>
         </w:rPr>
       </w:pPr>
-      <w:proofErr w:type="spellStart"/>
-      <w:r>
-        <w:rPr>
-          <w:rFonts w:ascii="Arial" w:hAnsi="Arial" w:cs="Arial"/>
-          <w:sz w:val="26"/>
-          <w:szCs w:val="26"/>
-        </w:rPr>
-        <w:t>Chunking</w:t>
-      </w:r>
-      <w:proofErr w:type="spellEnd"/>
-      <w:r>
-        <w:rPr>
-          <w:rFonts w:ascii="Arial" w:hAnsi="Arial" w:cs="Arial"/>
-          <w:sz w:val="26"/>
-          <w:szCs w:val="26"/>
-        </w:rPr>
-        <w:t xml:space="preserve"> implementeren</w:t>
+      <w:r>
+        <w:rPr>
+          <w:rFonts w:ascii="Arial" w:hAnsi="Arial" w:cs="Arial"/>
+          <w:sz w:val="26"/>
+          <w:szCs w:val="26"/>
+        </w:rPr>
+        <w:t>Chunking implementeren</w:t>
       </w:r>
     </w:p>
     <w:p>
@@ -777,23 +661,13 @@
           <w:szCs w:val="26"/>
         </w:rPr>
       </w:pPr>
-      <w:proofErr w:type="spellStart"/>
-      <w:r>
-        <w:rPr>
-          <w:rFonts w:ascii="Arial" w:hAnsi="Arial" w:cs="Arial"/>
-          <w:sz w:val="26"/>
-          <w:szCs w:val="26"/>
-        </w:rPr>
-        <w:t>Embeddings</w:t>
-      </w:r>
-      <w:proofErr w:type="spellEnd"/>
-      <w:r>
-        <w:rPr>
-          <w:rFonts w:ascii="Arial" w:hAnsi="Arial" w:cs="Arial"/>
-          <w:sz w:val="26"/>
-          <w:szCs w:val="26"/>
-        </w:rPr>
-        <w:t xml:space="preserve"> genereren</w:t>
+      <w:r>
+        <w:rPr>
+          <w:rFonts w:ascii="Arial" w:hAnsi="Arial" w:cs="Arial"/>
+          <w:sz w:val="26"/>
+          <w:szCs w:val="26"/>
+        </w:rPr>
+        <w:t>Embeddings genereren</w:t>
       </w:r>
     </w:p>
     <w:p>
@@ -850,23 +724,13 @@
           <w:szCs w:val="26"/>
         </w:rPr>
       </w:pPr>
-      <w:proofErr w:type="gramStart"/>
-      <w:r>
-        <w:rPr>
-          <w:rFonts w:ascii="Arial" w:hAnsi="Arial" w:cs="Arial"/>
-          <w:sz w:val="26"/>
-          <w:szCs w:val="26"/>
-        </w:rPr>
-        <w:t>embedding_store.py</w:t>
-      </w:r>
-      <w:proofErr w:type="gramEnd"/>
-      <w:r>
-        <w:rPr>
-          <w:rFonts w:ascii="Arial" w:hAnsi="Arial" w:cs="Arial"/>
-          <w:sz w:val="26"/>
-          <w:szCs w:val="26"/>
-        </w:rPr>
-        <w:t xml:space="preserve"> bouwen</w:t>
+      <w:r>
+        <w:rPr>
+          <w:rFonts w:ascii="Arial" w:hAnsi="Arial" w:cs="Arial"/>
+          <w:sz w:val="26"/>
+          <w:szCs w:val="26"/>
+        </w:rPr>
+        <w:t>embedding_store.py bouwen</w:t>
       </w:r>
     </w:p>
     <w:p>
@@ -909,18 +773,8 @@
           <w:sz w:val="26"/>
           <w:szCs w:val="26"/>
         </w:rPr>
-        <w:t xml:space="preserve">Verantwoordelijke: </w:t>
-      </w:r>
-      <w:proofErr w:type="spellStart"/>
-      <w:r>
-        <w:rPr>
-          <w:rFonts w:ascii="Arial" w:hAnsi="Arial" w:cs="Arial"/>
-          <w:sz w:val="26"/>
-          <w:szCs w:val="26"/>
-        </w:rPr>
-        <w:t>Shriya</w:t>
-      </w:r>
-      <w:proofErr w:type="spellEnd"/>
+        <w:t>Verantwoordelijke: Shriya</w:t>
+      </w:r>
     </w:p>
     <w:p>
       <w:pPr>
@@ -934,23 +788,13 @@
           <w:szCs w:val="26"/>
         </w:rPr>
       </w:pPr>
-      <w:proofErr w:type="spellStart"/>
-      <w:r>
-        <w:rPr>
-          <w:rFonts w:ascii="Arial" w:hAnsi="Arial" w:cs="Arial"/>
-          <w:sz w:val="26"/>
-          <w:szCs w:val="26"/>
-        </w:rPr>
-        <w:t>Semantic</w:t>
-      </w:r>
-      <w:proofErr w:type="spellEnd"/>
-      <w:r>
-        <w:rPr>
-          <w:rFonts w:ascii="Arial" w:hAnsi="Arial" w:cs="Arial"/>
-          <w:sz w:val="26"/>
-          <w:szCs w:val="26"/>
-        </w:rPr>
-        <w:t xml:space="preserve"> search functie bouwen</w:t>
+      <w:r>
+        <w:rPr>
+          <w:rFonts w:ascii="Arial" w:hAnsi="Arial" w:cs="Arial"/>
+          <w:sz w:val="26"/>
+          <w:szCs w:val="26"/>
+        </w:rPr>
+        <w:t>Semantic search functie bouwen</w:t>
       </w:r>
     </w:p>
     <w:p>
@@ -971,18 +815,8 @@
           <w:sz w:val="26"/>
           <w:szCs w:val="26"/>
         </w:rPr>
-        <w:t xml:space="preserve">Query → top relevante </w:t>
-      </w:r>
-      <w:proofErr w:type="spellStart"/>
-      <w:r>
-        <w:rPr>
-          <w:rFonts w:ascii="Arial" w:hAnsi="Arial" w:cs="Arial"/>
-          <w:sz w:val="26"/>
-          <w:szCs w:val="26"/>
-        </w:rPr>
-        <w:t>chunks</w:t>
-      </w:r>
-      <w:proofErr w:type="spellEnd"/>
+        <w:t>Query → top relevante chunks</w:t>
+      </w:r>
     </w:p>
     <w:p>
       <w:pPr>
@@ -1049,39 +883,8 @@
           <w:szCs w:val="26"/>
           <w:lang w:val="en-GB"/>
         </w:rPr>
-        <w:t xml:space="preserve"> Taak 6 – </w:t>
-      </w:r>
-      <w:proofErr w:type="spellStart"/>
-      <w:r>
-        <w:rPr>
-          <w:rFonts w:ascii="Arial" w:hAnsi="Arial" w:cs="Arial"/>
-          <w:sz w:val="26"/>
-          <w:szCs w:val="26"/>
-          <w:lang w:val="en-GB"/>
-        </w:rPr>
-        <w:t>LangGraph</w:t>
-      </w:r>
-      <w:proofErr w:type="spellEnd"/>
-      <w:r>
-        <w:rPr>
-          <w:rFonts w:ascii="Arial" w:hAnsi="Arial" w:cs="Arial"/>
-          <w:sz w:val="26"/>
-          <w:szCs w:val="26"/>
-          <w:lang w:val="en-GB"/>
-        </w:rPr>
-        <w:t xml:space="preserve"> workflow </w:t>
-      </w:r>
-      <w:proofErr w:type="spellStart"/>
-      <w:r>
-        <w:rPr>
-          <w:rFonts w:ascii="Arial" w:hAnsi="Arial" w:cs="Arial"/>
-          <w:sz w:val="26"/>
-          <w:szCs w:val="26"/>
-          <w:lang w:val="en-GB"/>
-        </w:rPr>
-        <w:t>bouwen</w:t>
-      </w:r>
-      <w:proofErr w:type="spellEnd"/>
+        <w:t xml:space="preserve"> Taak 6 – LangGraph workflow bouwen</w:t>
+      </w:r>
     </w:p>
     <w:p>
       <w:pPr>
@@ -1108,23 +911,13 @@
           <w:szCs w:val="26"/>
         </w:rPr>
       </w:pPr>
-      <w:proofErr w:type="spellStart"/>
-      <w:r>
-        <w:rPr>
-          <w:rFonts w:ascii="Arial" w:hAnsi="Arial" w:cs="Arial"/>
-          <w:sz w:val="26"/>
-          <w:szCs w:val="26"/>
-        </w:rPr>
-        <w:t>Workflowstappen</w:t>
-      </w:r>
-      <w:proofErr w:type="spellEnd"/>
-      <w:r>
-        <w:rPr>
-          <w:rFonts w:ascii="Arial" w:hAnsi="Arial" w:cs="Arial"/>
-          <w:sz w:val="26"/>
-          <w:szCs w:val="26"/>
-        </w:rPr>
-        <w:t>:</w:t>
+      <w:r>
+        <w:rPr>
+          <w:rFonts w:ascii="Arial" w:hAnsi="Arial" w:cs="Arial"/>
+          <w:sz w:val="26"/>
+          <w:szCs w:val="26"/>
+        </w:rPr>
+        <w:t>Workflowstappen:</w:t>
       </w:r>
     </w:p>
     <w:p>
@@ -1223,23 +1016,13 @@
           <w:szCs w:val="26"/>
         </w:rPr>
       </w:pPr>
-      <w:proofErr w:type="spellStart"/>
-      <w:r>
-        <w:rPr>
-          <w:rFonts w:ascii="Arial" w:hAnsi="Arial" w:cs="Arial"/>
-          <w:sz w:val="26"/>
-          <w:szCs w:val="26"/>
-        </w:rPr>
-        <w:t>Confidence</w:t>
-      </w:r>
-      <w:proofErr w:type="spellEnd"/>
-      <w:r>
-        <w:rPr>
-          <w:rFonts w:ascii="Arial" w:hAnsi="Arial" w:cs="Arial"/>
-          <w:sz w:val="26"/>
-          <w:szCs w:val="26"/>
-        </w:rPr>
-        <w:t xml:space="preserve"> check</w:t>
+      <w:r>
+        <w:rPr>
+          <w:rFonts w:ascii="Arial" w:hAnsi="Arial" w:cs="Arial"/>
+          <w:sz w:val="26"/>
+          <w:szCs w:val="26"/>
+        </w:rPr>
+        <w:t>Confidence check</w:t>
       </w:r>
     </w:p>
     <w:p>
@@ -1314,34 +1097,14 @@
           <w:szCs w:val="26"/>
         </w:rPr>
       </w:pPr>
-      <w:proofErr w:type="spellStart"/>
-      <w:r>
-        <w:rPr>
-          <w:rFonts w:ascii="Arial" w:hAnsi="Arial" w:cs="Arial"/>
-          <w:sz w:val="26"/>
-          <w:szCs w:val="26"/>
-        </w:rPr>
-        <w:t>Conditional</w:t>
-      </w:r>
-      <w:proofErr w:type="spellEnd"/>
-      <w:r>
-        <w:rPr>
-          <w:rFonts w:ascii="Arial" w:hAnsi="Arial" w:cs="Arial"/>
-          <w:sz w:val="26"/>
-          <w:szCs w:val="26"/>
-        </w:rPr>
-        <w:t xml:space="preserve"> </w:t>
-      </w:r>
-      <w:proofErr w:type="spellStart"/>
-      <w:r>
-        <w:rPr>
-          <w:rFonts w:ascii="Arial" w:hAnsi="Arial" w:cs="Arial"/>
-          <w:sz w:val="26"/>
-          <w:szCs w:val="26"/>
-        </w:rPr>
-        <w:t>edges</w:t>
-      </w:r>
-      <w:proofErr w:type="spellEnd"/>
+      <w:r>
+        <w:rPr>
+          <w:rFonts w:ascii="Arial" w:hAnsi="Arial" w:cs="Arial"/>
+          <w:sz w:val="26"/>
+          <w:szCs w:val="26"/>
+        </w:rPr>
+        <w:t>Conditional edges</w:t>
+      </w:r>
     </w:p>
     <w:p>
       <w:pPr>
@@ -1361,18 +1124,8 @@
           <w:sz w:val="26"/>
           <w:szCs w:val="26"/>
         </w:rPr>
-        <w:t xml:space="preserve">Loop bij lage </w:t>
-      </w:r>
-      <w:proofErr w:type="spellStart"/>
-      <w:r>
-        <w:rPr>
-          <w:rFonts w:ascii="Arial" w:hAnsi="Arial" w:cs="Arial"/>
-          <w:sz w:val="26"/>
-          <w:szCs w:val="26"/>
-        </w:rPr>
-        <w:t>confidence</w:t>
-      </w:r>
-      <w:proofErr w:type="spellEnd"/>
+        <w:t>Loop bij lage confidence</w:t>
+      </w:r>
     </w:p>
     <w:p>
       <w:pPr>
@@ -1429,23 +1182,13 @@
           <w:szCs w:val="26"/>
         </w:rPr>
       </w:pPr>
-      <w:proofErr w:type="gramStart"/>
-      <w:r>
-        <w:rPr>
-          <w:rFonts w:ascii="Arial" w:hAnsi="Arial" w:cs="Arial"/>
-          <w:sz w:val="26"/>
-          <w:szCs w:val="26"/>
-        </w:rPr>
-        <w:t>state_manager.py</w:t>
-      </w:r>
-      <w:proofErr w:type="gramEnd"/>
-      <w:r>
-        <w:rPr>
-          <w:rFonts w:ascii="Arial" w:hAnsi="Arial" w:cs="Arial"/>
-          <w:sz w:val="26"/>
-          <w:szCs w:val="26"/>
-        </w:rPr>
-        <w:t xml:space="preserve"> maken</w:t>
+      <w:r>
+        <w:rPr>
+          <w:rFonts w:ascii="Arial" w:hAnsi="Arial" w:cs="Arial"/>
+          <w:sz w:val="26"/>
+          <w:szCs w:val="26"/>
+        </w:rPr>
+        <w:t>state_manager.py maken</w:t>
       </w:r>
     </w:p>
     <w:p>
@@ -1481,23 +1224,13 @@
           <w:szCs w:val="26"/>
         </w:rPr>
       </w:pPr>
-      <w:proofErr w:type="spellStart"/>
-      <w:r>
-        <w:rPr>
-          <w:rFonts w:ascii="Arial" w:hAnsi="Arial" w:cs="Arial"/>
-          <w:sz w:val="26"/>
-          <w:szCs w:val="26"/>
-        </w:rPr>
-        <w:t>Confidence</w:t>
-      </w:r>
-      <w:proofErr w:type="spellEnd"/>
-      <w:r>
-        <w:rPr>
-          <w:rFonts w:ascii="Arial" w:hAnsi="Arial" w:cs="Arial"/>
-          <w:sz w:val="26"/>
-          <w:szCs w:val="26"/>
-        </w:rPr>
-        <w:t xml:space="preserve"> opslaan</w:t>
+      <w:r>
+        <w:rPr>
+          <w:rFonts w:ascii="Arial" w:hAnsi="Arial" w:cs="Arial"/>
+          <w:sz w:val="26"/>
+          <w:szCs w:val="26"/>
+        </w:rPr>
+        <w:t>Confidence opslaan</w:t>
       </w:r>
     </w:p>
     <w:p>
@@ -1512,23 +1245,13 @@
           <w:szCs w:val="26"/>
         </w:rPr>
       </w:pPr>
-      <w:proofErr w:type="spellStart"/>
-      <w:r>
-        <w:rPr>
-          <w:rFonts w:ascii="Arial" w:hAnsi="Arial" w:cs="Arial"/>
-          <w:sz w:val="26"/>
-          <w:szCs w:val="26"/>
-        </w:rPr>
-        <w:t>Logging</w:t>
-      </w:r>
-      <w:proofErr w:type="spellEnd"/>
-      <w:r>
-        <w:rPr>
-          <w:rFonts w:ascii="Arial" w:hAnsi="Arial" w:cs="Arial"/>
-          <w:sz w:val="26"/>
-          <w:szCs w:val="26"/>
-        </w:rPr>
-        <w:t xml:space="preserve"> koppelen</w:t>
+      <w:r>
+        <w:rPr>
+          <w:rFonts w:ascii="Arial" w:hAnsi="Arial" w:cs="Arial"/>
+          <w:sz w:val="26"/>
+          <w:szCs w:val="26"/>
+        </w:rPr>
+        <w:t>Logging koppelen</w:t>
       </w:r>
     </w:p>
     <w:p>
@@ -1592,25 +1315,7 @@
           <w:sz w:val="26"/>
           <w:szCs w:val="26"/>
         </w:rPr>
-        <w:t xml:space="preserve"> Taak 8 – </w:t>
-      </w:r>
-      <w:proofErr w:type="spellStart"/>
-      <w:r>
-        <w:rPr>
-          <w:rFonts w:ascii="Arial" w:hAnsi="Arial" w:cs="Arial"/>
-          <w:sz w:val="26"/>
-          <w:szCs w:val="26"/>
-        </w:rPr>
-        <w:t>Validation</w:t>
-      </w:r>
-      <w:proofErr w:type="spellEnd"/>
-      <w:r>
-        <w:rPr>
-          <w:rFonts w:ascii="Arial" w:hAnsi="Arial" w:cs="Arial"/>
-          <w:sz w:val="26"/>
-          <w:szCs w:val="26"/>
-        </w:rPr>
-        <w:t xml:space="preserve"> tool bouwen</w:t>
+        <w:t xml:space="preserve"> Taak 8 – Validation tool bouwen</w:t>
       </w:r>
     </w:p>
     <w:p>
@@ -1705,23 +1410,13 @@
           <w:szCs w:val="26"/>
         </w:rPr>
       </w:pPr>
-      <w:proofErr w:type="spellStart"/>
-      <w:r>
-        <w:rPr>
-          <w:rFonts w:ascii="Arial" w:hAnsi="Arial" w:cs="Arial"/>
-          <w:sz w:val="26"/>
-          <w:szCs w:val="26"/>
-        </w:rPr>
-        <w:t>Confidence</w:t>
-      </w:r>
-      <w:proofErr w:type="spellEnd"/>
-      <w:r>
-        <w:rPr>
-          <w:rFonts w:ascii="Arial" w:hAnsi="Arial" w:cs="Arial"/>
-          <w:sz w:val="26"/>
-          <w:szCs w:val="26"/>
-        </w:rPr>
-        <w:t xml:space="preserve"> score berekenen</w:t>
+      <w:r>
+        <w:rPr>
+          <w:rFonts w:ascii="Arial" w:hAnsi="Arial" w:cs="Arial"/>
+          <w:sz w:val="26"/>
+          <w:szCs w:val="26"/>
+        </w:rPr>
+        <w:t>Confidence score berekenen</w:t>
       </w:r>
     </w:p>
     <w:p>
@@ -1736,23 +1431,13 @@
           <w:szCs w:val="26"/>
         </w:rPr>
       </w:pPr>
-      <w:proofErr w:type="spellStart"/>
-      <w:r>
-        <w:rPr>
-          <w:rFonts w:ascii="Arial" w:hAnsi="Arial" w:cs="Arial"/>
-          <w:sz w:val="26"/>
-          <w:szCs w:val="26"/>
-        </w:rPr>
-        <w:t>Boolean</w:t>
-      </w:r>
-      <w:proofErr w:type="spellEnd"/>
-      <w:r>
-        <w:rPr>
-          <w:rFonts w:ascii="Arial" w:hAnsi="Arial" w:cs="Arial"/>
-          <w:sz w:val="26"/>
-          <w:szCs w:val="26"/>
-        </w:rPr>
-        <w:t xml:space="preserve"> + score teruggeven</w:t>
+      <w:r>
+        <w:rPr>
+          <w:rFonts w:ascii="Arial" w:hAnsi="Arial" w:cs="Arial"/>
+          <w:sz w:val="26"/>
+          <w:szCs w:val="26"/>
+        </w:rPr>
+        <w:t>Boolean + score teruggeven</w:t>
       </w:r>
     </w:p>
     <w:p>
@@ -1795,18 +1480,8 @@
           <w:sz w:val="26"/>
           <w:szCs w:val="26"/>
         </w:rPr>
-        <w:t xml:space="preserve">Verantwoordelijke: </w:t>
-      </w:r>
-      <w:proofErr w:type="spellStart"/>
-      <w:r>
-        <w:rPr>
-          <w:rFonts w:ascii="Arial" w:hAnsi="Arial" w:cs="Arial"/>
-          <w:sz w:val="26"/>
-          <w:szCs w:val="26"/>
-        </w:rPr>
-        <w:t>Faouzane</w:t>
-      </w:r>
-      <w:proofErr w:type="spellEnd"/>
+        <w:t>Verantwoordelijke: Faouzane</w:t>
+      </w:r>
     </w:p>
     <w:p>
       <w:pPr>
@@ -1826,43 +1501,7 @@
           <w:sz w:val="26"/>
           <w:szCs w:val="26"/>
         </w:rPr>
-        <w:t xml:space="preserve">Als </w:t>
-      </w:r>
-      <w:proofErr w:type="spellStart"/>
-      <w:r>
-        <w:rPr>
-          <w:rFonts w:ascii="Arial" w:hAnsi="Arial" w:cs="Arial"/>
-          <w:sz w:val="26"/>
-          <w:szCs w:val="26"/>
-        </w:rPr>
-        <w:t>confidence</w:t>
-      </w:r>
-      <w:proofErr w:type="spellEnd"/>
-      <w:r>
-        <w:rPr>
-          <w:rFonts w:ascii="Arial" w:hAnsi="Arial" w:cs="Arial"/>
-          <w:sz w:val="26"/>
-          <w:szCs w:val="26"/>
-        </w:rPr>
-        <w:t xml:space="preserve"> &lt; </w:t>
-      </w:r>
-      <w:proofErr w:type="spellStart"/>
-      <w:r>
-        <w:rPr>
-          <w:rFonts w:ascii="Arial" w:hAnsi="Arial" w:cs="Arial"/>
-          <w:sz w:val="26"/>
-          <w:szCs w:val="26"/>
-        </w:rPr>
-        <w:t>threshold</w:t>
-      </w:r>
-      <w:proofErr w:type="spellEnd"/>
-      <w:r>
-        <w:rPr>
-          <w:rFonts w:ascii="Arial" w:hAnsi="Arial" w:cs="Arial"/>
-          <w:sz w:val="26"/>
-          <w:szCs w:val="26"/>
-        </w:rPr>
-        <w:t>:</w:t>
+        <w:t>Als confidence &lt; threshold:</w:t>
       </w:r>
     </w:p>
     <w:p>
@@ -1925,18 +1564,8 @@
           <w:sz w:val="26"/>
           <w:szCs w:val="26"/>
         </w:rPr>
-        <w:t xml:space="preserve">Status = </w:t>
-      </w:r>
-      <w:proofErr w:type="spellStart"/>
-      <w:r>
-        <w:rPr>
-          <w:rFonts w:ascii="Arial" w:hAnsi="Arial" w:cs="Arial"/>
-          <w:sz w:val="26"/>
-          <w:szCs w:val="26"/>
-        </w:rPr>
-        <w:t>escalated</w:t>
-      </w:r>
-      <w:proofErr w:type="spellEnd"/>
+        <w:t>Status = escalated</w:t>
+      </w:r>
     </w:p>
     <w:p>
       <w:pPr>
@@ -1962,25 +1591,7 @@
           <w:szCs w:val="26"/>
         </w:rPr>
         <w:lastRenderedPageBreak/>
-        <w:t xml:space="preserve"> EPIC 5 – </w:t>
-      </w:r>
-      <w:proofErr w:type="spellStart"/>
-      <w:r>
-        <w:rPr>
-          <w:rFonts w:ascii="Arial" w:hAnsi="Arial" w:cs="Arial"/>
-          <w:sz w:val="26"/>
-          <w:szCs w:val="26"/>
-        </w:rPr>
-        <w:t>Testing</w:t>
-      </w:r>
-      <w:proofErr w:type="spellEnd"/>
-      <w:r>
-        <w:rPr>
-          <w:rFonts w:ascii="Arial" w:hAnsi="Arial" w:cs="Arial"/>
-          <w:sz w:val="26"/>
-          <w:szCs w:val="26"/>
-        </w:rPr>
-        <w:t xml:space="preserve"> &amp; Evaluatie</w:t>
+        <w:t xml:space="preserve"> EPIC 5 – Testing &amp; Evaluatie</w:t>
       </w:r>
     </w:p>
     <w:p>
@@ -2014,18 +1625,8 @@
           <w:sz w:val="26"/>
           <w:szCs w:val="26"/>
         </w:rPr>
-        <w:t xml:space="preserve">Verantwoordelijke: </w:t>
-      </w:r>
-      <w:proofErr w:type="spellStart"/>
-      <w:r>
-        <w:rPr>
-          <w:rFonts w:ascii="Arial" w:hAnsi="Arial" w:cs="Arial"/>
-          <w:sz w:val="26"/>
-          <w:szCs w:val="26"/>
-        </w:rPr>
-        <w:t>Laiba</w:t>
-      </w:r>
-      <w:proofErr w:type="spellEnd"/>
+        <w:t>Verantwoordelijke: Laiba</w:t>
+      </w:r>
     </w:p>
     <w:p>
       <w:pPr>
@@ -2039,7 +1640,6 @@
           <w:szCs w:val="26"/>
         </w:rPr>
       </w:pPr>
-      <w:proofErr w:type="gramStart"/>
       <w:r>
         <w:rPr>
           <w:rFonts w:ascii="Arial" w:hAnsi="Arial" w:cs="Arial"/>
@@ -2048,7 +1648,6 @@
         </w:rPr>
         <w:t>test_workflow.py</w:t>
       </w:r>
-      <w:proofErr w:type="gramEnd"/>
     </w:p>
     <w:p>
       <w:pPr>
@@ -2062,7 +1661,6 @@
           <w:szCs w:val="26"/>
         </w:rPr>
       </w:pPr>
-      <w:proofErr w:type="gramStart"/>
       <w:r>
         <w:rPr>
           <w:rFonts w:ascii="Arial" w:hAnsi="Arial" w:cs="Arial"/>
@@ -2071,7 +1669,6 @@
         </w:rPr>
         <w:t>test_agent.py</w:t>
       </w:r>
-      <w:proofErr w:type="gramEnd"/>
     </w:p>
     <w:p>
       <w:pPr>
@@ -2091,7 +1688,23 @@
           <w:sz w:val="26"/>
           <w:szCs w:val="26"/>
         </w:rPr>
-        <w:t>Minimaal 5 testcases</w:t>
+        <w:t xml:space="preserve">Minimaal </w:t>
+      </w:r>
+      <w:r>
+        <w:rPr>
+          <w:rFonts w:ascii="Arial" w:hAnsi="Arial" w:cs="Arial"/>
+          <w:sz w:val="26"/>
+          <w:szCs w:val="26"/>
+        </w:rPr>
+        <w:t>4</w:t>
+      </w:r>
+      <w:r>
+        <w:rPr>
+          <w:rFonts w:ascii="Arial" w:hAnsi="Arial" w:cs="Arial"/>
+          <w:sz w:val="26"/>
+          <w:szCs w:val="26"/>
+        </w:rPr>
+        <w:t xml:space="preserve"> testcases</w:t>
       </w:r>
     </w:p>
     <w:p>
@@ -2134,25 +1747,7 @@
           <w:sz w:val="26"/>
           <w:szCs w:val="26"/>
         </w:rPr>
-        <w:t xml:space="preserve">Verantwoordelijke: </w:t>
-      </w:r>
-      <w:proofErr w:type="spellStart"/>
-      <w:r>
-        <w:rPr>
-          <w:rFonts w:ascii="Arial" w:hAnsi="Arial" w:cs="Arial"/>
-          <w:sz w:val="26"/>
-          <w:szCs w:val="26"/>
-        </w:rPr>
-        <w:t>Laiba</w:t>
-      </w:r>
-      <w:proofErr w:type="spellEnd"/>
-      <w:r>
-        <w:rPr>
-          <w:rFonts w:ascii="Arial" w:hAnsi="Arial" w:cs="Arial"/>
-          <w:sz w:val="26"/>
-          <w:szCs w:val="26"/>
-        </w:rPr>
-        <w:t xml:space="preserve"> + Doa</w:t>
+        <w:t>Verantwoordelijke: Laiba + Doa</w:t>
       </w:r>
     </w:p>
     <w:p>
@@ -2183,7 +1778,6 @@
           <w:lang w:val="en-GB"/>
         </w:rPr>
       </w:pPr>
-      <w:proofErr w:type="spellStart"/>
       <w:r>
         <w:rPr>
           <w:rFonts w:ascii="Arial" w:hAnsi="Arial" w:cs="Arial"/>
@@ -2191,17 +1785,7 @@
           <w:szCs w:val="26"/>
           <w:lang w:val="en-GB"/>
         </w:rPr>
-        <w:t>Minimaal</w:t>
-      </w:r>
-      <w:proofErr w:type="spellEnd"/>
-      <w:r>
-        <w:rPr>
-          <w:rFonts w:ascii="Arial" w:hAnsi="Arial" w:cs="Arial"/>
-          <w:sz w:val="26"/>
-          <w:szCs w:val="26"/>
-          <w:lang w:val="en-GB"/>
-        </w:rPr>
-        <w:t>:</w:t>
+        <w:t>Minimaal:</w:t>
       </w:r>
     </w:p>
     <w:p>
@@ -2243,25 +1827,7 @@
           <w:sz w:val="26"/>
           <w:szCs w:val="26"/>
         </w:rPr>
-        <w:t xml:space="preserve">Vraag niet in </w:t>
-      </w:r>
-      <w:proofErr w:type="spellStart"/>
-      <w:r>
-        <w:rPr>
-          <w:rFonts w:ascii="Arial" w:hAnsi="Arial" w:cs="Arial"/>
-          <w:sz w:val="26"/>
-          <w:szCs w:val="26"/>
-        </w:rPr>
-        <w:t>knowledge</w:t>
-      </w:r>
-      <w:proofErr w:type="spellEnd"/>
-      <w:r>
-        <w:rPr>
-          <w:rFonts w:ascii="Arial" w:hAnsi="Arial" w:cs="Arial"/>
-          <w:sz w:val="26"/>
-          <w:szCs w:val="26"/>
-        </w:rPr>
-        <w:t xml:space="preserve"> base</w:t>
+        <w:t>Vraag niet in knowledge base</w:t>
       </w:r>
     </w:p>
     <w:p>
@@ -2367,18 +1933,8 @@
           <w:sz w:val="26"/>
           <w:szCs w:val="26"/>
         </w:rPr>
-        <w:t xml:space="preserve">Verantwoordelijke: </w:t>
-      </w:r>
-      <w:proofErr w:type="spellStart"/>
-      <w:r>
-        <w:rPr>
-          <w:rFonts w:ascii="Arial" w:hAnsi="Arial" w:cs="Arial"/>
-          <w:sz w:val="26"/>
-          <w:szCs w:val="26"/>
-        </w:rPr>
-        <w:t>Shriya</w:t>
-      </w:r>
-      <w:proofErr w:type="spellEnd"/>
+        <w:t>Verantwoordelijke: Shriya</w:t>
+      </w:r>
     </w:p>
     <w:p>
       <w:pPr>
@@ -2392,23 +1948,13 @@
           <w:szCs w:val="26"/>
         </w:rPr>
       </w:pPr>
-      <w:proofErr w:type="gramStart"/>
-      <w:r>
-        <w:rPr>
-          <w:rFonts w:ascii="Arial" w:hAnsi="Arial" w:cs="Arial"/>
-          <w:sz w:val="26"/>
-          <w:szCs w:val="26"/>
-        </w:rPr>
-        <w:t>resultaten.md</w:t>
-      </w:r>
-      <w:proofErr w:type="gramEnd"/>
-      <w:r>
-        <w:rPr>
-          <w:rFonts w:ascii="Arial" w:hAnsi="Arial" w:cs="Arial"/>
-          <w:sz w:val="26"/>
-          <w:szCs w:val="26"/>
-        </w:rPr>
-        <w:t xml:space="preserve"> schrijven</w:t>
+      <w:r>
+        <w:rPr>
+          <w:rFonts w:ascii="Arial" w:hAnsi="Arial" w:cs="Arial"/>
+          <w:sz w:val="26"/>
+          <w:szCs w:val="26"/>
+        </w:rPr>
+        <w:t>resultaten.md schrijven</w:t>
       </w:r>
     </w:p>
     <w:p>
@@ -2423,23 +1969,13 @@
           <w:szCs w:val="26"/>
         </w:rPr>
       </w:pPr>
-      <w:proofErr w:type="spellStart"/>
-      <w:r>
-        <w:rPr>
-          <w:rFonts w:ascii="Arial" w:hAnsi="Arial" w:cs="Arial"/>
-          <w:sz w:val="26"/>
-          <w:szCs w:val="26"/>
-        </w:rPr>
-        <w:t>Confidence</w:t>
-      </w:r>
-      <w:proofErr w:type="spellEnd"/>
-      <w:r>
-        <w:rPr>
-          <w:rFonts w:ascii="Arial" w:hAnsi="Arial" w:cs="Arial"/>
-          <w:sz w:val="26"/>
-          <w:szCs w:val="26"/>
-        </w:rPr>
-        <w:t xml:space="preserve"> scores analyseren</w:t>
+      <w:r>
+        <w:rPr>
+          <w:rFonts w:ascii="Arial" w:hAnsi="Arial" w:cs="Arial"/>
+          <w:sz w:val="26"/>
+          <w:szCs w:val="26"/>
+        </w:rPr>
+        <w:t>Confidence scores analyseren</w:t>
       </w:r>
     </w:p>
     <w:p>
@@ -2562,25 +2098,7 @@
           <w:sz w:val="26"/>
           <w:szCs w:val="26"/>
         </w:rPr>
-        <w:t xml:space="preserve">Hoe werkt </w:t>
-      </w:r>
-      <w:proofErr w:type="spellStart"/>
-      <w:r>
-        <w:rPr>
-          <w:rFonts w:ascii="Arial" w:hAnsi="Arial" w:cs="Arial"/>
-          <w:sz w:val="26"/>
-          <w:szCs w:val="26"/>
-        </w:rPr>
-        <w:t>orchestration</w:t>
-      </w:r>
-      <w:proofErr w:type="spellEnd"/>
-      <w:r>
-        <w:rPr>
-          <w:rFonts w:ascii="Arial" w:hAnsi="Arial" w:cs="Arial"/>
-          <w:sz w:val="26"/>
-          <w:szCs w:val="26"/>
-        </w:rPr>
-        <w:t>?</w:t>
+        <w:t>Hoe werkt orchestration?</w:t>
       </w:r>
     </w:p>
     <w:p>
